--- a/documentation/Synopsis_G22B_AnujKumar.docx
+++ b/documentation/Synopsis_G22B_AnujKumar.docx
@@ -735,6 +735,7 @@
         <w:rPr>
           <w:b/>
           <w:color w:val="000000"/>
+          <w:lang w:val="fr-FR"/>
         </w:rPr>
       </w:pPr>
       <w:r>
@@ -797,8 +798,25 @@
         <w:rPr>
           <w:b/>
           <w:color w:val="000000"/>
-        </w:rPr>
-        <w:t>Dr. Preeti Saini</w:t>
+          <w:lang w:val="fr-FR"/>
+        </w:rPr>
+        <w:t xml:space="preserve">Dr. </w:t>
+      </w:r>
+      <w:r>
+        <w:rPr>
+          <w:b/>
+          <w:color w:val="000000"/>
+          <w:lang w:val="fr-FR"/>
+        </w:rPr>
+        <w:t>Lalit K</w:t>
+      </w:r>
+      <w:r>
+        <w:rPr>
+          <w:b/>
+          <w:color w:val="000000"/>
+          <w:lang w:val="fr-FR"/>
+        </w:rPr>
+        <w:t>umar Sharma</w:t>
       </w:r>
     </w:p>
     <w:p>
@@ -817,12 +835,14 @@
         <w:rPr>
           <w:b/>
           <w:color w:val="000000"/>
+          <w:lang w:val="fr-FR"/>
         </w:rPr>
       </w:pPr>
       <w:r>
         <w:rPr>
           <w:b/>
           <w:color w:val="000000"/>
+          <w:lang w:val="fr-FR"/>
         </w:rPr>
         <w:tab/>
       </w:r>
@@ -830,6 +850,7 @@
         <w:rPr>
           <w:b/>
           <w:color w:val="000000"/>
+          <w:lang w:val="fr-FR"/>
         </w:rPr>
         <w:tab/>
       </w:r>
@@ -837,6 +858,7 @@
         <w:rPr>
           <w:b/>
           <w:color w:val="000000"/>
+          <w:lang w:val="fr-FR"/>
         </w:rPr>
         <w:tab/>
       </w:r>
@@ -844,6 +866,7 @@
         <w:rPr>
           <w:b/>
           <w:color w:val="000000"/>
+          <w:lang w:val="fr-FR"/>
         </w:rPr>
         <w:tab/>
       </w:r>
@@ -851,6 +874,7 @@
         <w:rPr>
           <w:b/>
           <w:color w:val="000000"/>
+          <w:lang w:val="fr-FR"/>
         </w:rPr>
         <w:tab/>
       </w:r>
@@ -858,6 +882,7 @@
         <w:rPr>
           <w:b/>
           <w:color w:val="000000"/>
+          <w:lang w:val="fr-FR"/>
         </w:rPr>
         <w:tab/>
       </w:r>
@@ -865,6 +890,7 @@
         <w:rPr>
           <w:b/>
           <w:color w:val="000000"/>
+          <w:lang w:val="fr-FR"/>
           <w14:textOutline w14:w="9525" w14:cap="rnd" w14:cmpd="sng" w14:algn="ctr">
             <w14:solidFill>
               <w14:srgbClr w14:val="000000">
@@ -881,6 +907,7 @@
         <w:rPr>
           <w:b/>
           <w:color w:val="000000"/>
+          <w:lang w:val="fr-FR"/>
           <w14:textOutline w14:w="9525" w14:cap="rnd" w14:cmpd="sng" w14:algn="ctr">
             <w14:solidFill>
               <w14:srgbClr w14:val="000000">
@@ -897,6 +924,7 @@
         <w:rPr>
           <w:b/>
           <w:color w:val="000000"/>
+          <w:lang w:val="fr-FR"/>
           <w14:textOutline w14:w="9525" w14:cap="rnd" w14:cmpd="sng" w14:algn="ctr">
             <w14:solidFill>
               <w14:srgbClr w14:val="000000">
@@ -913,6 +941,7 @@
         <w:rPr>
           <w:b/>
           <w:color w:val="000000"/>
+          <w:lang w:val="fr-FR"/>
         </w:rPr>
         <w:tab/>
       </w:r>
@@ -920,14 +949,9 @@
         <w:rPr>
           <w:b/>
           <w:color w:val="000000"/>
+          <w:lang w:val="fr-FR"/>
         </w:rPr>
         <w:tab/>
-      </w:r>
-      <w:r>
-        <w:rPr>
-          <w:b/>
-          <w:color w:val="000000"/>
-        </w:rPr>
         <w:t>Assistant Professor</w:t>
       </w:r>
     </w:p>
@@ -947,6 +971,7 @@
         <w:rPr>
           <w:b/>
           <w:color w:val="000000"/>
+          <w:lang w:val="fr-FR"/>
         </w:rPr>
       </w:pPr>
     </w:p>
@@ -13400,28 +13425,28 @@
 </file>
 
 <file path=customXml/item1.xml><?xml version="1.0" encoding="utf-8"?>
+<b:Sources xmlns:b="http://schemas.openxmlformats.org/officeDocument/2006/bibliography" xmlns="http://schemas.openxmlformats.org/officeDocument/2006/bibliography" SelectedStyle="\APASixthEditionOfficeOnline.xsl" StyleName="APA" Version="6"/>
+</file>
+
+<file path=customXml/item2.xml><?xml version="1.0" encoding="utf-8"?>
 <go:gDocsCustomXmlDataStorage xmlns:go="http://customooxmlschemas.google.com/" xmlns:r="http://schemas.openxmlformats.org/officeDocument/2006/relationships">
   <go:docsCustomData xmlns:go="http://customooxmlschemas.google.com/" roundtripDataSignature="AMtx7mjyyKhgxXR1W+a1sApGS0yo4p4nuA==">AMUW2mXODAuIlku6UnZoMC1X8MJIMOs5o93IlqNrACY1U6HRPO5eNQGtMNNJ4rILNfoo99j4Kmtf/nvF+mjDp6ptdLlot1/WDDpg19s3IhkD9wwtNS6PjTZzN2XIc69HV9m5XuwEL+BX71Y1TPMfzA+RfaX6HIYJbe5e4ceYHq4OpEIIiK3reo0DBOm1ZqVOO/BcQM8Alxf+lBs2vVxMLZlDJ41QRAEGYR6iNEUv6gCOrqZoRVf761w=</go:docsCustomData>
 </go:gDocsCustomXmlDataStorage>
 </file>
 
-<file path=customXml/item2.xml><?xml version="1.0" encoding="utf-8"?>
-<b:Sources xmlns:b="http://schemas.openxmlformats.org/officeDocument/2006/bibliography" xmlns="http://schemas.openxmlformats.org/officeDocument/2006/bibliography" SelectedStyle="\APASixthEditionOfficeOnline.xsl" StyleName="APA" Version="6"/>
+<file path=customXml/itemProps1.xml><?xml version="1.0" encoding="utf-8"?>
+<ds:datastoreItem xmlns:ds="http://schemas.openxmlformats.org/officeDocument/2006/customXml" ds:itemID="{46D58F18-B766-4F36-A9E0-6DEE572908BB}">
+  <ds:schemaRefs>
+    <ds:schemaRef ds:uri="http://schemas.openxmlformats.org/officeDocument/2006/bibliography"/>
+  </ds:schemaRefs>
+</ds:datastoreItem>
 </file>
 
-<file path=customXml/itemProps1.xml><?xml version="1.0" encoding="utf-8"?>
+<file path=customXml/itemProps2.xml><?xml version="1.0" encoding="utf-8"?>
 <ds:datastoreItem xmlns:ds="http://schemas.openxmlformats.org/officeDocument/2006/customXml" ds:itemID="{11111111-1234-1234-1234-123412341234}">
   <ds:schemaRefs>
     <ds:schemaRef ds:uri="http://customooxmlschemas.google.com/"/>
     <ds:schemaRef ds:uri="http://schemas.openxmlformats.org/officeDocument/2006/relationships"/>
   </ds:schemaRefs>
 </ds:datastoreItem>
-</file>
-
-<file path=customXml/itemProps2.xml><?xml version="1.0" encoding="utf-8"?>
-<ds:datastoreItem xmlns:ds="http://schemas.openxmlformats.org/officeDocument/2006/customXml" ds:itemID="{46D58F18-B766-4F36-A9E0-6DEE572908BB}">
-  <ds:schemaRefs>
-    <ds:schemaRef ds:uri="http://schemas.openxmlformats.org/officeDocument/2006/bibliography"/>
-  </ds:schemaRefs>
-</ds:datastoreItem>
 </file>